--- a/druki/kacik-dyrektora/word/Kacik_Dyrektora_Sprawozdanie_Nauczyciela_PPP.docx
+++ b/druki/kacik-dyrektora/word/Kacik_Dyrektora_Sprawozdanie_Nauczyciela_PPP.docx
@@ -2538,7 +2538,7 @@
                 <w:sz w:val="12"/>
                 <w:szCs w:val="12"/>
               </w:rPr>
-              <w:t xml:space="preserve">OBOWIĄZEK SPRAWOZDAWCZY.</w:t>
+              <w:t xml:space="preserve">PRAKTYKA WEWNĘTRZNA — NIE ODRĘBNY OBOWIĄZEK USTAWOWY.</w:t>
             </w:r>
             <w:r>
               <w:rPr>
@@ -2552,7 +2552,7 @@
                 <w:sz w:val="12"/>
                 <w:szCs w:val="12"/>
               </w:rPr>
-              <w:t xml:space="preserve"> Ustawa z dnia 14 grudnia 2016 r. — Prawo oświatowe (t.j. Dz.U. z 2024 r. poz. 737, z późn. zm.) — art. 68 ust. 1 pkt 2 i 6: dyrektor sprawuje nadzór pedagogiczny i odpowiada za organizację pomocy psychologiczno-pedagogicznej. </w:t>
+              <w:t xml:space="preserve"> Ustawa z dnia 14 grudnia 2016 r. — Prawo oświatowe (t.j. Dz.U. z 2026 r. poz. 820, z późn. zm.) — art. 68 ust. 1 pkt 2 i 6: dyrektor sprawuje nadzór pedagogiczny i odpowiada za organizację pomocy psychologiczno-pedagogicznej. </w:t>
             </w:r>
             <w:r>
               <w:rPr>
@@ -2720,7 +2720,7 @@
                 <w:sz w:val="12"/>
                 <w:szCs w:val="12"/>
               </w:rPr>
-              <w:t xml:space="preserve"> i w miarę potrzeb modyfikuje IPET; niniejsze sprawozdanie stanowi materiał do tej oceny. Rozporządzenie MEN z dnia 25 sierpnia 2017 r. w sprawie sposobu prowadzenia przez publiczne przedszkola, szkoły i placówki dokumentacji przebiegu nauczania, działalności wychowawczej i opiekuńczej (Dz.U. z 2017 r. poz. 1646, z późn. zm.) — </w:t>
+              <w:t xml:space="preserve"> i w miarę potrzeb modyfikuje IPET; niniejsze sprawozdanie stanowi materiał do tej oceny. Rozporządzenie MEN z dnia 25 sierpnia 2017 r. w sprawie sposobu prowadzenia przez publiczne przedszkola, szkoły i placówki dokumentacji przebiegu nauczania, działalności wychowawczej i opiekuńczej (t.j. Dz.U. z 2024 r. poz. 50) — </w:t>
             </w:r>
             <w:r>
               <w:rPr>
@@ -2748,7 +2748,7 @@
                 <w:sz w:val="12"/>
                 <w:szCs w:val="12"/>
               </w:rPr>
-              <w:t xml:space="preserve"> jest źródłem danych liczbowych sprawozdania. Rozporządzenie MEN z dnia 25 sierpnia 2017 r. w sprawie nadzoru pedagogicznego (t.j. Dz.U. z 2020 r. poz. 1551, z późn. zm.). </w:t>
+              <w:t xml:space="preserve"> jest źródłem danych liczbowych sprawozdania. Rozporządzenie MEN z dnia 25 sierpnia 2017 r. w sprawie nadzoru pedagogicznego (t.j. Dz.U. z 2024 r. poz. 15, z późn. zm.). </w:t>
             </w:r>
             <w:r>
               <w:rPr>
